--- a/livrables/lecons/2026-06-05_lecon-dzogchen_01_rigpa-reconnaissance.docx
+++ b/livrables/lecons/2026-06-05_lecon-dzogchen_01_rigpa-reconnaissance.docx
@@ -122,7 +122,7 @@
         <w:spacing w:after="200" w:before="200"/>
       </w:pPr>
       <w:r>
-        <w:t xml:space="preserve">"Rigpa is the naked awareness of the mind's own radiance." — Dilgo Khyentse Rinpoche</w:t>
+        <w:t xml:space="preserve">Une formule souvent reprise dans la littérature dzogchen décrit rigpa comme la conscience nue de la propre luminosité de l'esprit. ⚠️ Corrigé le 11/09/2026 : cette phrase était donnée entre guillemets et attribuée à Dilgo Khyentse Rinpoché. Elle n'a été retrouvée sur aucune source — et pour cause, cette leçon n'en cite AUCUNE : elle est la seule du parcours à ne porter aucune adresse. Les guillemets et l'attribution sont retirés ; la formulation est présentée pour ce qu'elle est, une reformulation.</w:t>
       </w:r>
     </w:p>
     <w:p>
@@ -414,6 +414,70 @@
       <w:pPr>
         <w:spacing w:after="400"/>
       </w:pPr>
+    </w:p>
+    <w:p>
+      <w:pPr>
+        <w:spacing w:after="100" w:before="100"/>
+      </w:pPr>
+      <w:r>
+        <w:rPr>
+          <w:b/>
+          <w:bCs/>
+          <w:b/>
+          <w:bCs/>
+          <w:color w:val="1F2937"/>
+          <w:sz w:val="44"/>
+          <w:szCs w:val="44"/>
+        </w:rPr>
+        <w:t xml:space="preserve">📝 Journal des corrections — 11 septembre 2026</w:t>
+      </w:r>
+    </w:p>
+    <w:p>
+      <w:pPr>
+        <w:spacing w:after="100" w:before="100"/>
+      </w:pPr>
+      <w:r>
+        <w:rPr>
+          <w:b/>
+          <w:bCs/>
+          <w:b/>
+          <w:bCs/>
+          <w:color w:val="1F2937"/>
+          <w:sz w:val="44"/>
+          <w:szCs w:val="44"/>
+        </w:rPr>
+        <w:t xml:space="preserve">Relue le 11/09/2026 par le test d'attribution des pages, passé sur les 135 leçons du dépôt. UNE correction, et un constat qui la dépasse.</w:t>
+      </w:r>
+    </w:p>
+    <w:p>
+      <w:pPr>
+        <w:spacing w:after="100" w:before="100"/>
+      </w:pPr>
+      <w:r>
+        <w:rPr>
+          <w:b/>
+          <w:bCs/>
+          <w:color w:val="1F2937"/>
+          <w:sz w:val="44"/>
+          <w:szCs w:val="44"/>
+        </w:rPr>
+        <w:t xml:space="preserve">① Une citation attribuée à un maître, sur une leçon qui ne cite aucune source. La leçon donnait entre guillemets « Rigpa is the naked awareness of the mind's own radiance », attribuée à Dilgo Khyentse Rinpoché. Des guillemets promettent le mot à mot et une attribution engage une personne réelle : ici, ni l'un ni l'autre n'était vérifiable, puisque ce document est LE SEUL DU PARCOURS À NE PORTER AUCUNE ADRESSE — zéro ressource sur les quinze leçons de dzogchen. Les guillemets et l'attribution sont retirés, la formulation reste comme reformulation assumée.</w:t>
+      </w:r>
+    </w:p>
+    <w:p>
+      <w:pPr>
+        <w:spacing w:after="100" w:before="100"/>
+      </w:pPr>
+      <w:r>
+        <w:rPr>
+          <w:b/>
+          <w:bCs/>
+          <w:color w:val="1F2937"/>
+          <w:sz w:val="44"/>
+          <w:szCs w:val="44"/>
+        </w:rPr>
+        <w:t xml:space="preserve">Ce qui reste à faire, et qui n'est pas de cette passe : cette leçon a besoin d'une section Ressources. Cinq autres leçons du dépôt sont dans le même cas — les trois leçons Claude Code d'avril, stoïcisme n°01 et ennéagramme n°01 — toutes premières de leur parcours. Le défaut appartient à la période de démarrage, pas à la pratique actuelle.</w:t>
+      </w:r>
     </w:p>
     <w:p>
       <w:pPr>
